--- a/MDPM 883/Assignment 3/Team_Dart_QA_List_Scenarios_1_and_2_Clean.docx
+++ b/MDPM 883/Assignment 3/Team_Dart_QA_List_Scenarios_1_and_2_Clean.docx
@@ -147,7 +147,7 @@
                 <w:b w:val="0"/>
                 <w:sz w:val="20"/>
               </w:rPr>
-              <w:t xml:space="preserve"> 33 items (12 Scenario 1, 12 Scenario 2, 9 across both). 16 are P1, 15 P2, 2 P3. By type: 11 inconsistent, 9 missing, 9 assumptions shown as rules, 3 open decisions, 1 duplicated. Items 2.5 is both an open decision and, if built, an assumption.</w:t>
+              <w:t xml:space="preserve"> 33 items (12 Scenario 1, 12 Scenario 2, 9 across both). 16 are P1, 15 P2, 2 P3. By type: 11 inconsistent, 9 missing, 9 assumptions shown as rules, 3 open decisions, 1 duplicated. Item 2.5 is counted once, as an open decision, though it becomes an assumption if built.</w:t>
             </w:r>
           </w:p>
         </w:tc>
@@ -344,7 +344,7 @@
                 <w:b w:val="0"/>
                 <w:sz w:val="19"/>
               </w:rPr>
-              <w:t xml:space="preserve"> Ten items state as a rule something nobody outside the team has confirmed, including the four stages, the reading of Infrastructure Attachments, the named holder and the client’s exclusion from the system. Each is a reasonable design or scope choice; none has been seen by a user or by Infrastructure.</w:t>
+              <w:t xml:space="preserve"> Ten items (section 5) state as a rule something nobody outside the team has confirmed, including the four stages, the reading of Infrastructure Attachments, the named holder and the client’s exclusion from the system. Each is a reasonable design or scope choice; none has been seen by a user or by Infrastructure.</w:t>
             </w:r>
           </w:p>
         </w:tc>
@@ -362,7 +362,7 @@
                 <w:b w:val="0"/>
                 <w:sz w:val="19"/>
               </w:rPr>
-              <w:t>Label them as hypotheses on the screens and in the video. Put the eleven questions in Part 6 to Cohen on Wednesday.</w:t>
+              <w:t>Label them as hypotheses on the screens and in the video. Put the eleven questions in section 6 to Cohen on Wednesday.</w:t>
             </w:r>
           </w:p>
         </w:tc>
@@ -1600,6 +1600,48 @@
                 <w:b w:val="0"/>
                 <w:sz w:val="18"/>
               </w:rPr>
+              <w:t>Codes</w:t>
+            </w:r>
+          </w:p>
+        </w:tc>
+        <w:tc>
+          <w:tcPr>
+            <w:tcW w:type="dxa" w:w="11880"/>
+          </w:tcPr>
+          <w:p>
+            <w:pPr>
+              <w:spacing w:after="40"/>
+            </w:pPr>
+            <w:r/>
+            <w:r>
+              <w:rPr>
+                <w:b w:val="0"/>
+                <w:sz w:val="18"/>
+              </w:rPr>
+              <w:t>A1, A2, A5 and A8 are action items and C3 to C9 are matters for confirmation in the 3 October meeting summary. O1 to O3 are open issues in the Requirements Document.</w:t>
+            </w:r>
+          </w:p>
+        </w:tc>
+      </w:tr>
+      <w:tr>
+        <w:trPr>
+          <w:cantSplit w:val="true"/>
+        </w:trPr>
+        <w:tc>
+          <w:tcPr>
+            <w:tcW w:type="dxa" w:w="2160"/>
+            <w:shd w:val="clear" w:color="auto" w:fill="F2F4F7"/>
+          </w:tcPr>
+          <w:p>
+            <w:pPr>
+              <w:spacing w:after="40"/>
+            </w:pPr>
+            <w:r/>
+            <w:r>
+              <w:rPr>
+                <w:b w:val="0"/>
+                <w:sz w:val="18"/>
+              </w:rPr>
               <w:t>Proposed owner</w:t>
             </w:r>
           </w:p>
@@ -1656,7 +1698,7 @@
           <w:b w:val="0"/>
           <w:sz w:val="18"/>
         </w:rPr>
-        <w:t xml:space="preserve"> run against a fresh click-through of the live Figma file, which may have changed over the weekend, so every item carries a “Check” status until Appendix A is completed. The transcripts are machine-generated; item 1.7 rests on an unclear passage. Members who can cite a summer discovery session should upgrade an evidence tag.</w:t>
+        <w:t xml:space="preserve"> run against a fresh click-through of the live Figma file, which may have changed over the weekend, so each item should be confirmed on screen with Appendix A before the session. The transcripts are machine-generated; item 1.7 rests on an unclear passage. Members who can cite a summer discovery session should upgrade an evidence tag.</w:t>
       </w:r>
     </w:p>
     <w:p>
@@ -2457,7 +2499,7 @@
                 <w:b w:val="0"/>
                 <w:sz w:val="17"/>
               </w:rPr>
-              <w:t xml:space="preserve"> for the panel (SH1). </w:t>
+              <w:t xml:space="preserve"> for the panel. </w:t>
             </w:r>
             <w:r>
               <w:rPr>
@@ -2650,7 +2692,7 @@
                 <w:b w:val="0"/>
                 <w:sz w:val="17"/>
               </w:rPr>
-              <w:t xml:space="preserve"> for facility ID (Felix, source not cited). SH3 is a hypothesis.</w:t>
+              <w:t xml:space="preserve"> for facility ID (Felix, source not cited).</w:t>
             </w:r>
           </w:p>
         </w:tc>
@@ -5726,14 +5768,14 @@
                 <w:b/>
                 <w:sz w:val="17"/>
               </w:rPr>
-              <w:t>H</w:t>
-            </w:r>
-            <w:r>
-              <w:rPr>
-                <w:b w:val="0"/>
-                <w:sz w:val="17"/>
-              </w:rPr>
-              <w:t xml:space="preserve"> (SH2). No evidence that Infrastructure staff will message inside PRISM.</w:t>
+              <w:t>H.</w:t>
+            </w:r>
+            <w:r>
+              <w:rPr>
+                <w:b w:val="0"/>
+                <w:sz w:val="17"/>
+              </w:rPr>
+              <w:t xml:space="preserve"> No evidence that Infrastructure staff will message inside PRISM.</w:t>
             </w:r>
           </w:p>
         </w:tc>
@@ -7304,7 +7346,7 @@
                 <w:b w:val="0"/>
                 <w:sz w:val="17"/>
               </w:rPr>
-              <w:t>Add a one-line “Next step” to every work order state. Map each test task to a frame before testers are booked (map in Part 6).</w:t>
+              <w:t>Add a one-line “Next step” to every work order state. Map each test task to a frame before testers are booked (map in section 6.2).</w:t>
             </w:r>
           </w:p>
         </w:tc>

--- a/MDPM 883/Assignment 3/Team_Dart_QA_List_Scenarios_1_and_2_Clean.docx
+++ b/MDPM 883/Assignment 3/Team_Dart_QA_List_Scenarios_1_and_2_Clean.docx
@@ -1937,7 +1937,7 @@
                 <w:b w:val="0"/>
                 <w:sz w:val="17"/>
               </w:rPr>
-              <w:t xml:space="preserve"> The Figma file opens on a work order list; the HTML reference opens on a dashboard. The default was left “to be tested” on 1 Oct and never revisited.</w:t>
+              <w:t xml:space="preserve"> The earlier demonstration opened on a work order list in the Figma file and on a dashboard in the HTML reference; the default was left “to be tested”. The pasted earlier screens open on “My Work Orders”, a list with a Draft row. The 3 October brief specifies a Dashboard plus a separate My Requests list.</w:t>
             </w:r>
           </w:p>
         </w:tc>
@@ -1998,7 +1998,7 @@
                 <w:b w:val="0"/>
                 <w:sz w:val="17"/>
               </w:rPr>
-              <w:t>Keep one list page. Add a visible Draft status and a “Needs your action” marker to each row. Treat list versus dashboard as a test question.</w:t>
+              <w:t>Treat as resolved by the brief once the new build is seen to open on the Dashboard. If it does not, keep one list with a visible Draft status and a “Needs your attention” marker on each row.</w:t>
             </w:r>
           </w:p>
         </w:tc>
@@ -2102,7 +2102,7 @@
                 <w:b w:val="0"/>
                 <w:sz w:val="17"/>
               </w:rPr>
-              <w:t xml:space="preserve"> Request type is not yet the first choice (decision of 3 Oct, A2). If other types are listed they lead nowhere in this prototype.</w:t>
+              <w:t xml:space="preserve"> In the earlier build request type is step 3 of 6, after “Before you start” and “Client checklist”. The 3 October decision puts it first; whether the new build does so is not verified. The earlier build’s second option, “Another request type — options to be confirmed”, is selectable.</w:t>
             </w:r>
           </w:p>
         </w:tc>
@@ -2177,7 +2177,7 @@
                 <w:b w:val="0"/>
                 <w:sz w:val="17"/>
               </w:rPr>
-              <w:t>Make request type the first choice. Show guidance only after Furniture is selected. Show other types as inactive and marked out of scope.</w:t>
+              <w:t>Make request type the first choice. Show Furniture and the three [PM] categories described in the brief, and mark post-submission rules for the [PM] categories as unverified.</w:t>
             </w:r>
           </w:p>
         </w:tc>
@@ -2474,7 +2474,7 @@
                 <w:b w:val="0"/>
                 <w:sz w:val="17"/>
               </w:rPr>
-              <w:t xml:space="preserve"> Automatic ticking and pop-ups cannot run in a manually linked Figma build, and the client library has no pop-up component. No fallback was agreed. Ticks were also justified as letting the coordinator see uploads, which is a coordinator-side need outside scope.</w:t>
+              <w:t xml:space="preserve"> The earlier build shows only a static “Request checklist summary” (request type, location, furniture need, supporting files). The brief asks for an expandable helper. The earlier claim that automatic ticking and pop-ups cannot run in a manually linked Figma build was not checked and may not apply to the Make build.</w:t>
             </w:r>
           </w:p>
         </w:tc>
@@ -2549,7 +2549,7 @@
                 <w:b w:val="0"/>
                 <w:sz w:val="17"/>
               </w:rPr>
-              <w:t>Show the panel in three static states (empty, part complete, complete) and say in the video that the logic is simulated. Use a library side panel. Describe ticks as Kevin’s own progress aid only.</w:t>
+              <w:t>Build the helper as a reference panel. Show completion only for fields actually populated, never as approval. Describe ticks as Kevin’s own progress aid.</w:t>
             </w:r>
           </w:p>
         </w:tc>
@@ -3011,7 +3011,7 @@
                 <w:b w:val="0"/>
                 <w:sz w:val="17"/>
               </w:rPr>
-              <w:t xml:space="preserve"> The HTML demo appeared to change the lead time, in weeks, above a quantity threshold (transcribed as “greater than 9”). The transcript is unclear and no source was given.</w:t>
+              <w:t xml:space="preserve"> The earlier HTML demo appeared to change lead time above a quantity threshold (“greater than 9”). The 3 October brief attributes lead times to the June 2019 checklist: 12, 8 and 4 weeks by request type. “Greater than 9” counts workstations, not furniture quantity, so fourteen chairs must not trigger it.</w:t>
             </w:r>
           </w:p>
         </w:tc>
@@ -3029,14 +3029,14 @@
                 <w:b/>
                 <w:sz w:val="17"/>
               </w:rPr>
-              <w:t>None</w:t>
-            </w:r>
-            <w:r>
-              <w:rPr>
-                <w:b w:val="0"/>
-                <w:sz w:val="17"/>
-              </w:rPr>
-              <w:t xml:space="preserve"> on the record.</w:t>
+              <w:t>S.</w:t>
+            </w:r>
+            <w:r>
+              <w:rPr>
+                <w:b w:val="0"/>
+                <w:sz w:val="17"/>
+              </w:rPr>
+              <w:t xml:space="preserve"> The June 2019 checklist, as cited in the brief; not independently seen. Whether Greater than 9 and STIP are standalone values or contextual rules is unresolved.</w:t>
             </w:r>
           </w:p>
         </w:tc>
@@ -3054,7 +3054,7 @@
                 <w:b w:val="0"/>
                 <w:sz w:val="17"/>
               </w:rPr>
-              <w:t>Felix today for the source; then the furniture coordinator or Cohen.</w:t>
+              <w:t>The checklist itself; furniture coordinator or Cohen.</w:t>
             </w:r>
           </w:p>
         </w:tc>
@@ -3072,7 +3072,7 @@
                 <w:b w:val="0"/>
                 <w:sz w:val="17"/>
               </w:rPr>
-              <w:t>Remove the numbers unless Felix can cite a source; state that timing is confirmed in the proposal. Do not carry the rule into Figma from the HTML version.</w:t>
+              <w:t>Show lead times only as planning guidance from the 2019 checklist, never as a delivery date. Do not apply the Greater than 9 rule to furniture quantity.</w:t>
             </w:r>
           </w:p>
         </w:tc>
@@ -3430,7 +3430,7 @@
                 <w:b w:val="0"/>
                 <w:sz w:val="17"/>
               </w:rPr>
-              <w:t>Two review states: complete (Submit active) and incomplete (Submit inactive, each gap linking back to its field). One wording for gaps everywhere. Record the video on the complete path.</w:t>
+              <w:t>Two review states: complete, and incomplete with an error summary linking to each field. Keep Submit enabled and explain errors on submit, as GoA guidance advises against disabled buttons. One wording for gaps everywhere. Record the video on the complete path.</w:t>
             </w:r>
           </w:p>
         </w:tc>
@@ -3892,7 +3892,7 @@
                 <w:b w:val="0"/>
                 <w:sz w:val="17"/>
               </w:rPr>
-              <w:t xml:space="preserve"> The HTML bar has five steps including the checklist; the Figma flow differs; the client UAT build has two attachment steps.</w:t>
+              <w:t xml:space="preserve"> The earlier build’s indicator shows six steps: Before you start, Client checklist, Request type, Request details, Supporting documents, Review and submit. The 3 October decision is four steps. The HTML reference bar was reported with five.</w:t>
             </w:r>
           </w:p>
         </w:tc>
@@ -3917,7 +3917,7 @@
                 <w:b w:val="0"/>
                 <w:sz w:val="17"/>
               </w:rPr>
-              <w:t xml:space="preserve"> (follows from 3 Oct).</w:t>
+              <w:t xml:space="preserve"> (3 Oct). Six-step labels seen in the pasted earlier build.</w:t>
             </w:r>
           </w:p>
         </w:tc>
@@ -3953,7 +3953,7 @@
                 <w:b w:val="0"/>
                 <w:sz w:val="17"/>
               </w:rPr>
-              <w:t>Four steps with identical labels on every screen: Request type, Request details, Attachments, Review and submit.</w:t>
+              <w:t>Four steps with identical labels on every screen: Request Type, Request Details, Attachments, Review &amp; Submit.</w:t>
             </w:r>
           </w:p>
         </w:tc>
@@ -4230,7 +4230,7 @@
                 <w:b w:val="0"/>
                 <w:sz w:val="17"/>
               </w:rPr>
-              <w:t xml:space="preserve"> Starting at Fulfilling (because Kevin does nothing between Submitted and Reviewing) skips the silent interval where the black-box evidence sits. Not decided on Saturday (C6).</w:t>
+              <w:t xml:space="preserve"> Starting at Fulfilling skips the silent interval where the black-box evidence sits. Not decided on Saturday (C6). The pasted earlier build already opens Scenario 2 at “Client approval pending”, so that interval is not shown.</w:t>
             </w:r>
           </w:p>
         </w:tc>
@@ -4560,7 +4560,7 @@
                 <w:b w:val="0"/>
                 <w:sz w:val="17"/>
               </w:rPr>
-              <w:t xml:space="preserve"> Five wordings are in use: Authorization, Client decision pending, Waiting on client, Client approval pending, Client approved. It was decided as a status, not a stage or gate; the wording is not final (C4).</w:t>
+              <w:t xml:space="preserve"> Five wordings were reported: Authorization, Client decision pending, Waiting on client, Client approval pending, Client approved. The pasted earlier screens use “Client approval pending” on the list, header and Approval field; the 3 October brief says “Client decision pending”. It was decided as a status within Reviewing, and the wording is not final (C4).</w:t>
             </w:r>
           </w:p>
         </w:tc>
@@ -4725,7 +4725,7 @@
                 <w:b w:val="0"/>
                 <w:sz w:val="17"/>
               </w:rPr>
-              <w:t xml:space="preserve"> The proposal is not visibly tied to its work order, and members describe its contents differently (scope of work, drawings, pictures, mover quotation).</w:t>
+              <w:t xml:space="preserve"> The proposal is shown inside the work order, under its number, title and location, in the earlier build. It has one “Estimated cost: Not supplied” and no delivery cost per source, and it names “Snap Tracker” (availability source) and “ROSS furniture” (vendor), which no source supports. Members described its contents differently.</w:t>
             </w:r>
           </w:p>
         </w:tc>
@@ -4786,7 +4786,7 @@
                 <w:b w:val="0"/>
                 <w:sz w:val="17"/>
               </w:rPr>
-              <w:t>Show the proposal as a panel inside the work order, under its number, title and location. List only those contents. Label files “Documents from Infrastructure”, read-only.</w:t>
+              <w:t>Show the proposal under its work order with only the supported contents: quantity from each source, furniture and delivery cost per source, timing, total, marked “Not supplied” where unknown. Remove “Snap Tracker” and “ROSS furniture” unless a source is produced.</w:t>
             </w:r>
           </w:p>
         </w:tc>
@@ -4890,7 +4890,7 @@
                 <w:b w:val="0"/>
                 <w:sz w:val="17"/>
               </w:rPr>
-              <w:t xml:space="preserve"> “Share externally”, a package button, a signable document that returns automatically and a client Approve button each assert a capability nobody has confirmed. An Approve button also makes the client an actor, against the 3 Oct decision.</w:t>
+              <w:t xml:space="preserve"> “Share externally”, a package button, a signable document and a client Approve button each assert a capability nobody has confirmed. An Approve button would also make the client an actor. The earlier build shows neither a package control nor a decision control, only “This prototype does not let Kevin approve on the client’s behalf.”</w:t>
             </w:r>
           </w:p>
         </w:tc>
@@ -5392,7 +5392,7 @@
                 <w:b w:val="0"/>
                 <w:sz w:val="17"/>
               </w:rPr>
-              <w:t xml:space="preserve"> A named holder is shown from the moment of submission. That presumes someone is assigned at every stage, that PRISM knows who, and that names may be shown to requesters. PM-side intake may be a shared mailbox.</w:t>
+              <w:t xml:space="preserve"> A named holder is shown from the moment of submission in some accounts. That presumes someone is assigned at every stage, that PRISM knows who, and that names may be shown to requesters. The earlier build shows “Current owner: Kevin” while the request waits on the client; the new list shows “Joy — Furniture Coordinator” for the same state.</w:t>
             </w:r>
           </w:p>
         </w:tc>
@@ -5750,7 +5750,7 @@
                 <w:b w:val="0"/>
                 <w:sz w:val="17"/>
               </w:rPr>
-              <w:t xml:space="preserve"> A two-sided history was agreed but its placement was not. The activity feed and the messages are not related. The willingness test Felix proposed has no owner.</w:t>
+              <w:t xml:space="preserve"> A two-sided history was agreed but its placement was not. The earlier build has a “Message Joy” composer and two activity events, but no message from Joy in the history. The willingness test Felix proposed has no owner.</w:t>
             </w:r>
           </w:p>
         </w:tc>
@@ -5915,7 +5915,7 @@
                 <w:b w:val="0"/>
                 <w:sz w:val="17"/>
               </w:rPr>
-              <w:t xml:space="preserve"> The 1 Oct decision: email only signals a change and returns the user to PRISM. The Scenario 2 notification should follow it and land on the right work order.</w:t>
+              <w:t xml:space="preserve"> The 1 October decision: a notification signals a change and returns the user to PRISM. The earlier build has a separate Notifications page (“Mark all read”); the 3 October brief removes it.</w:t>
             </w:r>
           </w:p>
         </w:tc>
@@ -5976,7 +5976,7 @@
                 <w:b w:val="0"/>
                 <w:sz w:val="17"/>
               </w:rPr>
-              <w:t>Three linked frames: email with a count and a link, in-app marker, work order. The marker clears when the decision is recorded.</w:t>
+              <w:t>Use an unread marker on the list and in the menu that opens the request at the relevant tab and clears only the unread state. No separate Notifications page. Show email only as a concept frame.</w:t>
             </w:r>
           </w:p>
         </w:tc>
@@ -6611,7 +6611,7 @@
                 <w:b w:val="0"/>
                 <w:sz w:val="17"/>
               </w:rPr>
-              <w:t xml:space="preserve"> One request should travel through both scenarios. Two people build in two copies of the file and there is a time gap between scenarios.</w:t>
+              <w:t xml:space="preserve"> One request should travel through both scenarios. The same record appears as “Not supplied”, “Work Order #001” and “PR-2026-1027” in the pasted screens. “Task chairs” appears in the prototype but not in the Guiding Scenario (“fourteen chairs”) or the brief (“fourteen additional chairs”).</w:t>
             </w:r>
           </w:p>
         </w:tc>
@@ -6776,7 +6776,7 @@
                 <w:b w:val="0"/>
                 <w:sz w:val="17"/>
               </w:rPr>
-              <w:t xml:space="preserve"> Status words differ between list, tracker, notification and discussion, and must match the Requirements Document. Colour is allowed only with the stage label (1 Oct).</w:t>
+              <w:t xml:space="preserve"> Status words differ between list, tracker, notification and discussion. The pasted screens use Draft, Client approval pending, Action needed, Under coordination, Reviewing and Closed. Colour is allowed only with the stage label (1 Oct).</w:t>
             </w:r>
           </w:p>
         </w:tc>
@@ -6941,7 +6941,7 @@
                 <w:b w:val="0"/>
                 <w:sz w:val="17"/>
               </w:rPr>
-              <w:t xml:space="preserve"> PRISM Requests, PRISM Request, WORTS 2 and a file titled “Wort2” are all in use. The reminder to change the name has no owner.</w:t>
+              <w:t xml:space="preserve"> The prototype header reads “PRISM Request”. Revision 2 and the team’s documents say “PRISM Requests”. WORTS 2 (Cohen’s interim suggestion, as reported) and a file titled “Wort2” were also in use.</w:t>
             </w:r>
           </w:p>
         </w:tc>
@@ -7002,7 +7002,7 @@
                 <w:b w:val="0"/>
                 <w:sz w:val="17"/>
               </w:rPr>
-              <w:t>Choose one name today; use it on the file, screens, video and documents.</w:t>
+              <w:t>Choose one name and use it on the file, screens, video and documents. The prototype and brief use “PRISM Request”.</w:t>
             </w:r>
           </w:p>
         </w:tc>
